--- a/klagomål/A 61854-2024 FSC-klagomål.docx
+++ b/klagomål/A 61854-2024 FSC-klagomål.docx
@@ -178,7 +178,7 @@
       <w:r>
         <w:drawing>
           <wp:inline xmlns:a="http://schemas.openxmlformats.org/drawingml/2006/main" xmlns:pic="http://schemas.openxmlformats.org/drawingml/2006/picture">
-            <wp:extent cx="5486400" cy="5122525"/>
+            <wp:extent cx="5486400" cy="5252615"/>
             <wp:docPr id="1" name="Picture 1"/>
             <wp:cNvGraphicFramePr>
               <a:graphicFrameLocks noChangeAspect="1"/>
@@ -199,7 +199,7 @@
                   <pic:spPr>
                     <a:xfrm>
                       <a:off x="0" y="0"/>
-                      <a:ext cx="5486400" cy="5122525"/>
+                      <a:ext cx="5486400" cy="5252615"/>
                     </a:xfrm>
                     <a:prstGeom prst="rect"/>
                   </pic:spPr>
@@ -221,7 +221,7 @@
     </w:p>
     <w:p>
       <w:r>
-        <w:t>Inom 7 meter från avverkningsanmälan finns fynd av 1 naturvårdsarter, varav 1 är rödlistad och 1 är fridlyst: talltita (NT, §4). Se Figur 1.</w:t>
+        <w:t>Inom 7 meter från avverkningsanmälan finns fynd av 2 naturvårdsarter, varav 1 är rödlistad och 2 är fridlysta: talltita (NT, §4) och ängsnycklar (§8). Se Figur 1.</w:t>
       </w:r>
     </w:p>
     <w:p>
@@ -364,7 +364,7 @@
         <w:rPr>
           <w:i/>
         </w:rPr>
-        <w:t>I det avverkningsanmälda skogsområdet har 1 naturvårdsarter varav 1 rödlistade arter sina livsmiljöer och växtplatser.</w:t>
+        <w:t>I det avverkningsanmälda skogsområdet har 2 naturvårdsarter varav 1 rödlistade arter sina livsmiljöer och växtplatser.</w:t>
       </w:r>
     </w:p>
     <w:p>
@@ -812,7 +812,7 @@
     <w:r>
       <w:tab/>
       <w:tab/>
-      <w:t>2026-09-14</w:t>
+      <w:t>2026-09-15</w:t>
       <w:br/>
       <w:br/>
     </w:r>

--- a/klagomål/A 61854-2024 FSC-klagomål.docx
+++ b/klagomål/A 61854-2024 FSC-klagomål.docx
@@ -812,7 +812,7 @@
     <w:r>
       <w:tab/>
       <w:tab/>
-      <w:t>2026-09-15</w:t>
+      <w:t>2026-09-16</w:t>
       <w:br/>
       <w:br/>
     </w:r>

--- a/klagomål/A 61854-2024 FSC-klagomål.docx
+++ b/klagomål/A 61854-2024 FSC-klagomål.docx
@@ -812,7 +812,7 @@
     <w:r>
       <w:tab/>
       <w:tab/>
-      <w:t>2026-09-16</w:t>
+      <w:t>2026-09-17</w:t>
       <w:br/>
       <w:br/>
     </w:r>

--- a/klagomål/A 61854-2024 FSC-klagomål.docx
+++ b/klagomål/A 61854-2024 FSC-klagomål.docx
@@ -812,7 +812,7 @@
     <w:r>
       <w:tab/>
       <w:tab/>
-      <w:t>2026-09-17</w:t>
+      <w:t>2026-09-18</w:t>
       <w:br/>
       <w:br/>
     </w:r>

--- a/klagomål/A 61854-2024 FSC-klagomål.docx
+++ b/klagomål/A 61854-2024 FSC-klagomål.docx
@@ -812,7 +812,7 @@
     <w:r>
       <w:tab/>
       <w:tab/>
-      <w:t>2026-09-18</w:t>
+      <w:t>2026-09-19</w:t>
       <w:br/>
       <w:br/>
     </w:r>

--- a/klagomål/A 61854-2024 FSC-klagomål.docx
+++ b/klagomål/A 61854-2024 FSC-klagomål.docx
@@ -812,7 +812,7 @@
     <w:r>
       <w:tab/>
       <w:tab/>
-      <w:t>2026-09-19</w:t>
+      <w:t>2026-09-21</w:t>
       <w:br/>
       <w:br/>
     </w:r>

--- a/klagomål/A 61854-2024 FSC-klagomål.docx
+++ b/klagomål/A 61854-2024 FSC-klagomål.docx
@@ -812,7 +812,7 @@
     <w:r>
       <w:tab/>
       <w:tab/>
-      <w:t>2026-09-21</w:t>
+      <w:t>2026-09-23</w:t>
       <w:br/>
       <w:br/>
     </w:r>

--- a/klagomål/A 61854-2024 FSC-klagomål.docx
+++ b/klagomål/A 61854-2024 FSC-klagomål.docx
@@ -812,7 +812,7 @@
     <w:r>
       <w:tab/>
       <w:tab/>
-      <w:t>2026-09-23</w:t>
+      <w:t>2026-09-24</w:t>
       <w:br/>
       <w:br/>
     </w:r>

--- a/klagomål/A 61854-2024 FSC-klagomål.docx
+++ b/klagomål/A 61854-2024 FSC-klagomål.docx
@@ -812,7 +812,7 @@
     <w:r>
       <w:tab/>
       <w:tab/>
-      <w:t>2026-09-24</w:t>
+      <w:t>2026-09-25</w:t>
       <w:br/>
       <w:br/>
     </w:r>

--- a/klagomål/A 61854-2024 FSC-klagomål.docx
+++ b/klagomål/A 61854-2024 FSC-klagomål.docx
@@ -812,7 +812,7 @@
     <w:r>
       <w:tab/>
       <w:tab/>
-      <w:t>2026-09-25</w:t>
+      <w:t>2026-09-26</w:t>
       <w:br/>
       <w:br/>
     </w:r>

--- a/klagomål/A 61854-2024 FSC-klagomål.docx
+++ b/klagomål/A 61854-2024 FSC-klagomål.docx
@@ -812,7 +812,7 @@
     <w:r>
       <w:tab/>
       <w:tab/>
-      <w:t>2026-09-26</w:t>
+      <w:t>2026-09-27</w:t>
       <w:br/>
       <w:br/>
     </w:r>

--- a/klagomål/A 61854-2024 FSC-klagomål.docx
+++ b/klagomål/A 61854-2024 FSC-klagomål.docx
@@ -812,7 +812,7 @@
     <w:r>
       <w:tab/>
       <w:tab/>
-      <w:t>2026-09-27</w:t>
+      <w:t>2026-09-28</w:t>
       <w:br/>
       <w:br/>
     </w:r>

--- a/klagomål/A 61854-2024 FSC-klagomål.docx
+++ b/klagomål/A 61854-2024 FSC-klagomål.docx
@@ -812,7 +812,7 @@
     <w:r>
       <w:tab/>
       <w:tab/>
-      <w:t>2026-09-28</w:t>
+      <w:t>2026-09-29</w:t>
       <w:br/>
       <w:br/>
     </w:r>

--- a/klagomål/A 61854-2024 FSC-klagomål.docx
+++ b/klagomål/A 61854-2024 FSC-klagomål.docx
@@ -812,7 +812,7 @@
     <w:r>
       <w:tab/>
       <w:tab/>
-      <w:t>2026-09-29</w:t>
+      <w:t>2026-09-30</w:t>
       <w:br/>
       <w:br/>
     </w:r>

--- a/klagomål/A 61854-2024 FSC-klagomål.docx
+++ b/klagomål/A 61854-2024 FSC-klagomål.docx
@@ -216,12 +216,12 @@
         <w:spacing w:after="240"/>
       </w:pPr>
       <w:r>
-        <w:t>Figur 1. Fyndplatser för naturvårdsarter inom 7 meter från avverkningsanmälan. Markörer utan svart kant är placerade på fyndplatsen. Markörer med svart kant är placerade vid sidan av fyndplatsen och har ett svart streck som visar fyndplatsens exakta position. Kartans mittpunktskoordinat är N 7046119, E 528333 i SWEREF 99 TM.</w:t>
+        <w:t>Figur 1. Fyndplatser för naturvårdsarter inom 12 meter från avverkningsanmälan. Markörer utan svart kant är placerade på fyndplatsen. Markörer med svart kant är placerade vid sidan av fyndplatsen och har ett svart streck som visar fyndplatsens exakta position. Kartans mittpunktskoordinat är N 7046119, E 528333 i SWEREF 99 TM.</w:t>
       </w:r>
     </w:p>
     <w:p>
       <w:r>
-        <w:t>Inom 7 meter från avverkningsanmälan finns fynd av 2 naturvårdsarter, varav 1 är rödlistad och 2 är fridlysta: talltita (NT, §4) och ängsnycklar (§8). Se Figur 1.</w:t>
+        <w:t>Inom 12 meter från avverkningsanmälan finns fynd av 5 naturvårdsarter, varav 1 är rödlistad, 5 är fridlysta och 1 är signalart (S): talltita (NT, §4), tvåblad (S, §8), fläcknycklar (§8), vanliga ängsnycklar (§8) och ängsnycklar (§8). Se Figur 1.</w:t>
       </w:r>
     </w:p>
     <w:p>
@@ -364,7 +364,7 @@
         <w:rPr>
           <w:i/>
         </w:rPr>
-        <w:t>I det avverkningsanmälda skogsområdet har 2 naturvårdsarter varav 1 rödlistade arter sina livsmiljöer och växtplatser.</w:t>
+        <w:t>I det avverkningsanmälda skogsområdet har 5 naturvårdsarter varav 1 rödlistade arter sina livsmiljöer och växtplatser.</w:t>
       </w:r>
     </w:p>
     <w:p>
@@ -812,7 +812,7 @@
     <w:r>
       <w:tab/>
       <w:tab/>
-      <w:t>2026-09-30</w:t>
+      <w:t>2026-10-01</w:t>
       <w:br/>
       <w:br/>
     </w:r>

--- a/klagomål/A 61854-2024 FSC-klagomål.docx
+++ b/klagomål/A 61854-2024 FSC-klagomål.docx
@@ -812,7 +812,7 @@
     <w:r>
       <w:tab/>
       <w:tab/>
-      <w:t>2026-10-01</w:t>
+      <w:t>2026-10-02</w:t>
       <w:br/>
       <w:br/>
     </w:r>

--- a/klagomål/A 61854-2024 FSC-klagomål.docx
+++ b/klagomål/A 61854-2024 FSC-klagomål.docx
@@ -812,7 +812,7 @@
     <w:r>
       <w:tab/>
       <w:tab/>
-      <w:t>2026-10-02</w:t>
+      <w:t>2026-10-03</w:t>
       <w:br/>
       <w:br/>
     </w:r>

--- a/klagomål/A 61854-2024 FSC-klagomål.docx
+++ b/klagomål/A 61854-2024 FSC-klagomål.docx
@@ -812,7 +812,7 @@
     <w:r>
       <w:tab/>
       <w:tab/>
-      <w:t>2026-10-03</w:t>
+      <w:t>2026-10-04</w:t>
       <w:br/>
       <w:br/>
     </w:r>

--- a/klagomål/A 61854-2024 FSC-klagomål.docx
+++ b/klagomål/A 61854-2024 FSC-klagomål.docx
@@ -812,7 +812,7 @@
     <w:r>
       <w:tab/>
       <w:tab/>
-      <w:t>2026-10-04</w:t>
+      <w:t>2026-10-05</w:t>
       <w:br/>
       <w:br/>
     </w:r>

--- a/klagomål/A 61854-2024 FSC-klagomål.docx
+++ b/klagomål/A 61854-2024 FSC-klagomål.docx
@@ -812,7 +812,7 @@
     <w:r>
       <w:tab/>
       <w:tab/>
-      <w:t>2026-10-05</w:t>
+      <w:t>2026-10-06</w:t>
       <w:br/>
       <w:br/>
     </w:r>

--- a/klagomål/A 61854-2024 FSC-klagomål.docx
+++ b/klagomål/A 61854-2024 FSC-klagomål.docx
@@ -812,7 +812,7 @@
     <w:r>
       <w:tab/>
       <w:tab/>
-      <w:t>2026-10-06</w:t>
+      <w:t>2026-10-07</w:t>
       <w:br/>
       <w:br/>
     </w:r>

--- a/klagomål/A 61854-2024 FSC-klagomål.docx
+++ b/klagomål/A 61854-2024 FSC-klagomål.docx
@@ -812,7 +812,7 @@
     <w:r>
       <w:tab/>
       <w:tab/>
-      <w:t>2026-10-07</w:t>
+      <w:t>2026-10-08</w:t>
       <w:br/>
       <w:br/>
     </w:r>

--- a/klagomål/A 61854-2024 FSC-klagomål.docx
+++ b/klagomål/A 61854-2024 FSC-klagomål.docx
@@ -812,7 +812,7 @@
     <w:r>
       <w:tab/>
       <w:tab/>
-      <w:t>2026-10-08</w:t>
+      <w:t>2026-10-09</w:t>
       <w:br/>
       <w:br/>
     </w:r>

--- a/klagomål/A 61854-2024 FSC-klagomål.docx
+++ b/klagomål/A 61854-2024 FSC-klagomål.docx
@@ -812,7 +812,7 @@
     <w:r>
       <w:tab/>
       <w:tab/>
-      <w:t>2026-10-09</w:t>
+      <w:t>2026-10-10</w:t>
       <w:br/>
       <w:br/>
     </w:r>

--- a/klagomål/A 61854-2024 FSC-klagomål.docx
+++ b/klagomål/A 61854-2024 FSC-klagomål.docx
@@ -812,7 +812,7 @@
     <w:r>
       <w:tab/>
       <w:tab/>
-      <w:t>2026-10-10</w:t>
+      <w:t>2026-10-11</w:t>
       <w:br/>
       <w:br/>
     </w:r>

--- a/klagomål/A 61854-2024 FSC-klagomål.docx
+++ b/klagomål/A 61854-2024 FSC-klagomål.docx
@@ -812,7 +812,7 @@
     <w:r>
       <w:tab/>
       <w:tab/>
-      <w:t>2026-10-11</w:t>
+      <w:t>2026-10-12</w:t>
       <w:br/>
       <w:br/>
     </w:r>

--- a/klagomål/A 61854-2024 FSC-klagomål.docx
+++ b/klagomål/A 61854-2024 FSC-klagomål.docx
@@ -812,7 +812,7 @@
     <w:r>
       <w:tab/>
       <w:tab/>
-      <w:t>2026-10-12</w:t>
+      <w:t>2026-10-13</w:t>
       <w:br/>
       <w:br/>
     </w:r>

--- a/klagomål/A 61854-2024 FSC-klagomål.docx
+++ b/klagomål/A 61854-2024 FSC-klagomål.docx
@@ -812,7 +812,7 @@
     <w:r>
       <w:tab/>
       <w:tab/>
-      <w:t>2026-10-13</w:t>
+      <w:t>2026-10-14</w:t>
       <w:br/>
       <w:br/>
     </w:r>

--- a/klagomål/A 61854-2024 FSC-klagomål.docx
+++ b/klagomål/A 61854-2024 FSC-klagomål.docx
@@ -812,7 +812,7 @@
     <w:r>
       <w:tab/>
       <w:tab/>
-      <w:t>2026-10-14</w:t>
+      <w:t>2026-10-15</w:t>
       <w:br/>
       <w:br/>
     </w:r>

--- a/klagomål/A 61854-2024 FSC-klagomål.docx
+++ b/klagomål/A 61854-2024 FSC-klagomål.docx
@@ -812,7 +812,7 @@
     <w:r>
       <w:tab/>
       <w:tab/>
-      <w:t>2026-10-15</w:t>
+      <w:t>2026-10-16</w:t>
       <w:br/>
       <w:br/>
     </w:r>

--- a/klagomål/A 61854-2024 FSC-klagomål.docx
+++ b/klagomål/A 61854-2024 FSC-klagomål.docx
@@ -812,7 +812,7 @@
     <w:r>
       <w:tab/>
       <w:tab/>
-      <w:t>2026-10-16</w:t>
+      <w:t>2026-10-17</w:t>
       <w:br/>
       <w:br/>
     </w:r>

--- a/klagomål/A 61854-2024 FSC-klagomål.docx
+++ b/klagomål/A 61854-2024 FSC-klagomål.docx
@@ -812,7 +812,7 @@
     <w:r>
       <w:tab/>
       <w:tab/>
-      <w:t>2026-10-17</w:t>
+      <w:t>2026-10-18</w:t>
       <w:br/>
       <w:br/>
     </w:r>

--- a/klagomål/A 61854-2024 FSC-klagomål.docx
+++ b/klagomål/A 61854-2024 FSC-klagomål.docx
@@ -812,7 +812,7 @@
     <w:r>
       <w:tab/>
       <w:tab/>
-      <w:t>2026-10-18</w:t>
+      <w:t>2026-10-19</w:t>
       <w:br/>
       <w:br/>
     </w:r>

--- a/klagomål/A 61854-2024 FSC-klagomål.docx
+++ b/klagomål/A 61854-2024 FSC-klagomål.docx
@@ -812,7 +812,7 @@
     <w:r>
       <w:tab/>
       <w:tab/>
-      <w:t>2026-10-19</w:t>
+      <w:t>2026-10-20</w:t>
       <w:br/>
       <w:br/>
     </w:r>

--- a/klagomål/A 61854-2024 FSC-klagomål.docx
+++ b/klagomål/A 61854-2024 FSC-klagomål.docx
@@ -812,7 +812,7 @@
     <w:r>
       <w:tab/>
       <w:tab/>
-      <w:t>2026-10-20</w:t>
+      <w:t>2026-10-21</w:t>
       <w:br/>
       <w:br/>
     </w:r>

--- a/klagomål/A 61854-2024 FSC-klagomål.docx
+++ b/klagomål/A 61854-2024 FSC-klagomål.docx
@@ -812,7 +812,7 @@
     <w:r>
       <w:tab/>
       <w:tab/>
-      <w:t>2026-10-21</w:t>
+      <w:t>2026-10-22</w:t>
       <w:br/>
       <w:br/>
     </w:r>

--- a/klagomål/A 61854-2024 FSC-klagomål.docx
+++ b/klagomål/A 61854-2024 FSC-klagomål.docx
@@ -812,7 +812,7 @@
     <w:r>
       <w:tab/>
       <w:tab/>
-      <w:t>2026-10-22</w:t>
+      <w:t>2026-10-23</w:t>
       <w:br/>
       <w:br/>
     </w:r>

--- a/klagomål/A 61854-2024 FSC-klagomål.docx
+++ b/klagomål/A 61854-2024 FSC-klagomål.docx
@@ -812,7 +812,7 @@
     <w:r>
       <w:tab/>
       <w:tab/>
-      <w:t>2026-10-23</w:t>
+      <w:t>2026-10-24</w:t>
       <w:br/>
       <w:br/>
     </w:r>

--- a/klagomål/A 61854-2024 FSC-klagomål.docx
+++ b/klagomål/A 61854-2024 FSC-klagomål.docx
@@ -812,7 +812,7 @@
     <w:r>
       <w:tab/>
       <w:tab/>
-      <w:t>2026-10-24</w:t>
+      <w:t>2026-10-25</w:t>
       <w:br/>
       <w:br/>
     </w:r>

--- a/klagomål/A 61854-2024 FSC-klagomål.docx
+++ b/klagomål/A 61854-2024 FSC-klagomål.docx
@@ -812,7 +812,7 @@
     <w:r>
       <w:tab/>
       <w:tab/>
-      <w:t>2026-10-25</w:t>
+      <w:t>2026-10-26</w:t>
       <w:br/>
       <w:br/>
     </w:r>

--- a/klagomål/A 61854-2024 FSC-klagomål.docx
+++ b/klagomål/A 61854-2024 FSC-klagomål.docx
@@ -812,7 +812,7 @@
     <w:r>
       <w:tab/>
       <w:tab/>
-      <w:t>2026-10-26</w:t>
+      <w:t>2026-10-27</w:t>
       <w:br/>
       <w:br/>
     </w:r>

--- a/klagomål/A 61854-2024 FSC-klagomål.docx
+++ b/klagomål/A 61854-2024 FSC-klagomål.docx
@@ -812,7 +812,7 @@
     <w:r>
       <w:tab/>
       <w:tab/>
-      <w:t>2026-10-27</w:t>
+      <w:t>2026-10-28</w:t>
       <w:br/>
       <w:br/>
     </w:r>

--- a/klagomål/A 61854-2024 FSC-klagomål.docx
+++ b/klagomål/A 61854-2024 FSC-klagomål.docx
@@ -812,7 +812,7 @@
     <w:r>
       <w:tab/>
       <w:tab/>
-      <w:t>2026-10-28</w:t>
+      <w:t>2026-10-29</w:t>
       <w:br/>
       <w:br/>
     </w:r>

--- a/klagomål/A 61854-2024 FSC-klagomål.docx
+++ b/klagomål/A 61854-2024 FSC-klagomål.docx
@@ -812,7 +812,7 @@
     <w:r>
       <w:tab/>
       <w:tab/>
-      <w:t>2026-10-29</w:t>
+      <w:t>2026-10-31</w:t>
       <w:br/>
       <w:br/>
     </w:r>
